--- a/Оператор автоматических и полуавтоматических станков и линий станков/повышения квалификации 15474 Оператор станков/104. ПО_КПК_ФОС_Оператор станков_4_разр МДК01.01.docx
+++ b/Оператор автоматических и полуавтоматических станков и линий станков/повышения квалификации 15474 Оператор станков/104. ПО_КПК_ФОС_Оператор станков_4_разр МДК01.01.docx
@@ -25,7 +25,7 @@
           <w:b/>
           <w:sz w:val="28"/>
         </w:rPr>
-        <w:t>промежуточной аттестации (МДК01.01) по профессиональному циклу</w:t>
+        <w:t>ФОС_Оператор станков_4_разр МДК01.01</w:t>
       </w:r>
     </w:p>
     <w:p>
@@ -51,82 +51,6 @@
           <w:sz w:val="28"/>
         </w:rPr>
         <w:t>по основной программе профессионального обучения</w:t>
-      </w:r>
-    </w:p>
-    <w:p>
-      <w:pPr>
-        <w:jc w:val="center"/>
-      </w:pPr>
-      <w:r>
-        <w:rPr>
-          <w:rFonts w:ascii="Times New Roman" w:hAnsi="Times New Roman"/>
-          <w:b w:val="0"/>
-          <w:sz w:val="28"/>
-        </w:rPr>
-        <w:t>(повышения квалификации)</w:t>
-      </w:r>
-    </w:p>
-    <w:p>
-      <w:pPr>
-        <w:jc w:val="center"/>
-      </w:pPr>
-      <w:r>
-        <w:rPr>
-          <w:rFonts w:ascii="Times New Roman" w:hAnsi="Times New Roman"/>
-          <w:b w:val="0"/>
-          <w:sz w:val="28"/>
-        </w:rPr>
-      </w:r>
-    </w:p>
-    <w:p>
-      <w:pPr>
-        <w:jc w:val="center"/>
-      </w:pPr>
-      <w:r>
-        <w:rPr>
-          <w:rFonts w:ascii="Times New Roman" w:hAnsi="Times New Roman"/>
-          <w:b w:val="0"/>
-          <w:sz w:val="28"/>
-        </w:rPr>
-        <w:t>по профессии</w:t>
-      </w:r>
-    </w:p>
-    <w:p>
-      <w:pPr>
-        <w:jc w:val="center"/>
-      </w:pPr>
-      <w:r>
-        <w:rPr>
-          <w:rFonts w:ascii="Times New Roman" w:hAnsi="Times New Roman"/>
-          <w:b/>
-          <w:sz w:val="28"/>
-        </w:rPr>
-        <w:t>«Оператор автоматических и полуавтоматических станков и линий станков»</w:t>
-      </w:r>
-    </w:p>
-    <w:p>
-      <w:pPr>
-        <w:jc w:val="center"/>
-      </w:pPr>
-      <w:r>
-        <w:rPr>
-          <w:rFonts w:ascii="Times New Roman" w:hAnsi="Times New Roman"/>
-          <w:b w:val="0"/>
-          <w:sz w:val="28"/>
-        </w:rPr>
-      </w:r>
-    </w:p>
-    <w:p>
-      <w:pPr>
-        <w:jc w:val="center"/>
-      </w:pPr>
-      <w:r>
-        <w:rPr>
-          <w:rFonts w:ascii="Times New Roman" w:hAnsi="Times New Roman"/>
-          <w:b w:val="0"/>
-          <w:sz w:val="28"/>
-        </w:rPr>
-        <w:t>Тестовые задания с выбором одного правильного ответа (20 вопросов)</w:t>
       </w:r>
     </w:p>
     <w:p/>
@@ -704,7 +628,7 @@
           <w:rFonts w:ascii="Times New Roman" w:hAnsi="Times New Roman"/>
           <w:sz w:val="28"/>
         </w:rPr>
-        <w:t>9. Какой фактор наиболее влияет на стойкость шлифовального круга?</w:t>
+        <w:t>9. Какие факторы определяют стойкость шлифовального круга?</w:t>
       </w:r>
     </w:p>
     <w:p>
@@ -917,7 +841,7 @@
           <w:rFonts w:ascii="Times New Roman" w:hAnsi="Times New Roman"/>
           <w:sz w:val="28"/>
         </w:rPr>
-        <w:t>12. Какой режим правки шлифовального круга обеспечивает наилучшую шероховатость обработки?</w:t>
+        <w:t>12. Какой режим правки шлифовального круга обеспечивает минимальную шероховатость обработки?</w:t>
       </w:r>
     </w:p>
     <w:p>
